--- a/reports/01-operating-systems/groups/pz-25-1-9/labs/04/students/09/ЛР04_09.docx
+++ b/reports/01-operating-systems/groups/pz-25-1-9/labs/04/students/09/ЛР04_09.docx
@@ -560,7 +560,7 @@
           <w:szCs w:val="28"/>
           <w:rtl w:val="0"/>
         </w:rPr>
-        <w:t xml:space="preserve">2026</w:t>
+        <w:t xml:space="preserve">2026 - 2027</w:t>
       </w:r>
     </w:p>
     <w:p>
